--- a/apps/legal-docs-blueprints/templates/inversiones_Sociedad/anexo1_confirmacion_participacion/anexo1_confirmacion_participacion.docx
+++ b/apps/legal-docs-blueprints/templates/inversiones_Sociedad/anexo1_confirmacion_participacion/anexo1_confirmacion_participacion.docx
@@ -268,6 +268,8 @@
       </w:r>
       <w:r>
         <w:rPr>
+          <w:b/>
+          <w:bCs/>
           <w:rtl w:val="0"/>
         </w:rPr>
         <w:t xml:space="preserve"/>
@@ -280,6 +282,8 @@
       </w:r>
       <w:r>
         <w:rPr>
+          <w:b/>
+          <w:bCs/>
           <w:rtl w:val="0"/>
         </w:rPr>
         <w:t xml:space="preserve">{nombreSociedadInversionista}</w:t>
@@ -1505,7 +1509,7 @@
                 <w:szCs w:val="17"/>
                 <w:rtl w:val="0"/>
               </w:rPr>
-              <w:t xml:space="preserve">{nombreCompleto}</w:t>
+              <w:t xml:space="preserve">{nombreCompleto},</w:t>
             </w:r>
             <w:r>
               <w:rPr>
@@ -1530,7 +1534,7 @@
                 <w:szCs w:val="17"/>
                 <w:rtl w:val="0"/>
               </w:rPr>
-              <w:t xml:space="preserve">{cargoRepresentanteLegal}</w:t>
+              <w:t xml:space="preserve">{cargoRepresentanteLegal} de la entidad denominada</w:t>
             </w:r>
             <w:r>
               <w:rPr>
